--- a/resources/form_templates/aseguradoras/SOLICITUD_DE_FIANZA_CDS_Rellenable.docx
+++ b/resources/form_templates/aseguradoras/SOLICITUD_DE_FIANZA_CDS_Rellenable.docx
@@ -17794,6 +17794,17 @@
       <w:pgMar w:top="560" w:right="360" w:bottom="320" w:left="360" w:header="0" w:footer="139" w:gutter="0"/>
       <w:cols w:space="720"/>
     </w:sectPr>
+    <w:p>
+      <w:pPr>
+        <w:jc w:val="center"/>
+      </w:pPr>
+      <w:r>
+        <w:rPr>
+          <w:sz w:val="20"/>
+        </w:rPr>
+        <w:t>${img_sello}</w:t>
+      </w:r>
+    </w:p>
   </w:body>
 </w:document>
 </file>
